--- a/contracts/templates_pdf/template_domanda_ammissione_it.docx
+++ b/contracts/templates_pdf/template_domanda_ammissione_it.docx
@@ -1589,7 +1589,7 @@
           <w:sz w:val="20"/>
           <w:szCs w:val="20"/>
         </w:rPr>
-        <w:t>: {{ organizer_name or "VALET Società Responsabilità Limitata" }} </w:t>
+        <w:t xml:space="preserve">: {{ beneficiario }} </w:t>
       </w:r>
     </w:p>
     <w:p>

--- a/contracts/templates_pdf/template_domanda_ammissione_it.docx
+++ b/contracts/templates_pdf/template_domanda_ammissione_it.docx
@@ -1880,7 +1880,7 @@
           <w:sz w:val="20"/>
           <w:szCs w:val="20"/>
         </w:rPr>
-        <w:t>: Non ricevendo l'importo a saldo entro la data prefissata, ci riterremo liberi di assegnare ad altri lo spazio ed i servizi prenotati, senza possibilità di alcuna rivalsa da parte dell'espositore.</w:t>
+        <w:t>: Non ricevendo l'importo a saldo entro la data prefissata, ci riterremo liberi di assegnare ad altri lo spazio ed i servizi prenotati, senza possibilità di alcuna rivalsa da parte dello Sponsor.</w:t>
       </w:r>
     </w:p>
     <w:p>
@@ -1929,7 +1929,7 @@
           <w:b w:val="0"/>
           <w:sz w:val="20"/>
         </w:rPr>
-        <w:t>La rinuncia (e/o le variazioni e/o le cancellazioni totali e/o parziali della prenotazione) dell'Espositore a partecipare alla Manifestazione, per qualsiasi motivo, dovrà essere comunicata a mezzo di lettera raccomandata A/R o PEC indirizzata all'Organizzatore almeno 30 giorni prima dell'inizio della Manifestazione. {% if has_deposit %}In tal caso l'Organizzatore ha diritto di trattenere, a titolo di penale, una somma pari al {{ penale_percent }}% dell'importo totale del presente contratto (corrispondente al deposito cauzionale/caparra).{% else %}In tal caso l'Organizzatore ha diritto ad ottenere, a titolo di penale, una somma pari al {{ penale_percent }}% dell'importo totale del presente contratto, entro e non oltre 10 giorni dalla data di annullamento.{% endif %} Nel caso in cui la rinuncia pervenga successivamente al 30° giorno antecedente l'inizio della Manifestazione l'Espositore sarà tenuto al pagamento integrale del corrispettivo del presente contratto.</w:t>
+        <w:t>La rinuncia (e/o le variazioni e/o le cancellazioni totali e/o parziali della prenotazione) dello Sponsor a partecipare alla Manifestazione, per qualsiasi motivo, dovrà essere comunicata a mezzo di lettera raccomandata A/R o PEC indirizzata alla Segreteria Organizzativa almeno 30 giorni prima dell'inizio della Manifestazione. {% if has_deposit %}In tal caso la Segreteria Organizzativa ha diritto di trattenere, a titolo di penale, una somma pari al {{ penale_percent }}% dell'importo totale del presente contratto (corrispondente al deposito cauzionale/caparra).{% else %}In tal caso la Segreteria Organizzativa ha diritto ad ottenere, a titolo di penale, una somma pari al {{ penale_percent }}% dell'importo totale del presente contratto, entro e non oltre 10 giorni dalla data di annullamento.{% endif %} Nel caso in cui la rinuncia pervenga successivamente al 30° giorno antecedente l'inizio della Manifestazione lo Sponsor sarà tenuto al pagamento integrale del corrispettivo del presente contratto.</w:t>
       </w:r>
     </w:p>
     <w:p>
@@ -2006,6 +2006,7 @@
     </w:p>
     <w:sectPr>
       <w:headerReference w:type="default" r:id="rId8"/>
+      <w:footerReference w:type="default" r:id="rId11"/>
       <w:pgSz w:w="11906" w:h="16838"/>
       <w:pgMar w:top="1985" w:right="1134" w:bottom="1134" w:left="1134" w:header="426" w:footer="385" w:gutter="0"/>
       <w:pgNumType w:start="1"/>
@@ -2039,6 +2040,16 @@
     </w:p>
   </w:endnote>
 </w:endnotes>
+</file>
+
+<file path=word/footer1.xml><?xml version="1.0" encoding="utf-8"?>
+<w:ftr xmlns:m="http://schemas.openxmlformats.org/officeDocument/2006/math" xmlns:mc="http://schemas.openxmlformats.org/markup-compatibility/2006" xmlns:mo="http://schemas.microsoft.com/office/mac/office/2008/main" xmlns:mv="urn:schemas-microsoft-com:mac:vml" xmlns:o="urn:schemas-microsoft-com:office:office" xmlns:r="http://schemas.openxmlformats.org/officeDocument/2006/relationships" xmlns:v="urn:schemas-microsoft-com:vml" xmlns:w10="urn:schemas-microsoft-com:office:word" xmlns:w14="http://schemas.microsoft.com/office/word/2010/wordml" xmlns:w="http://schemas.openxmlformats.org/wordprocessingml/2006/main" xmlns:wne="http://schemas.microsoft.com/office/word/2006/wordml" xmlns:wp14="http://schemas.microsoft.com/office/word/2010/wordprocessingDrawing" xmlns:wp="http://schemas.openxmlformats.org/drawingml/2006/wordprocessingDrawing" xmlns:wpc="http://schemas.microsoft.com/office/word/2010/wordprocessingCanvas" xmlns:wpg="http://schemas.microsoft.com/office/word/2010/wordprocessingGroup" xmlns:wpi="http://schemas.microsoft.com/office/word/2010/wordprocessingInk" xmlns:wps="http://schemas.microsoft.com/office/word/2010/wordprocessingShape" mc:Ignorable="w14 wp14">
+  <w:p>
+    <w:pPr>
+      <w:pStyle w:val="Footer"/>
+    </w:pPr>
+  </w:p>
+</w:ftr>
 </file>
 
 <file path=word/footnotes.xml><?xml version="1.0" encoding="utf-8"?>

--- a/contracts/templates_pdf/template_domanda_ammissione_it.docx
+++ b/contracts/templates_pdf/template_domanda_ammissione_it.docx
@@ -1929,7 +1929,7 @@
           <w:b w:val="0"/>
           <w:sz w:val="20"/>
         </w:rPr>
-        <w:t>La rinuncia (e/o le variazioni e/o le cancellazioni totali e/o parziali della prenotazione) dello Sponsor a partecipare alla Manifestazione, per qualsiasi motivo, dovrà essere comunicata a mezzo di lettera raccomandata A/R o PEC indirizzata alla Segreteria Organizzativa almeno 30 giorni prima dell'inizio della Manifestazione. {% if has_deposit %}In tal caso la Segreteria Organizzativa ha diritto di trattenere, a titolo di penale, una somma pari al {{ penale_percent }}% dell'importo totale del presente contratto (corrispondente al deposito cauzionale/caparra).{% else %}In tal caso la Segreteria Organizzativa ha diritto ad ottenere, a titolo di penale, una somma pari al {{ penale_percent }}% dell'importo totale del presente contratto, entro e non oltre 10 giorni dalla data di annullamento.{% endif %} Nel caso in cui la rinuncia pervenga successivamente al 30° giorno antecedente l'inizio della Manifestazione lo Sponsor sarà tenuto al pagamento integrale del corrispettivo del presente contratto.</w:t>
+        <w:t>La rinuncia dello Sponsor alla partecipazione alla manifestazione dovrà essere comunicata alla Segreteria Organizzativa mediante PEC o lettera raccomandata A/R; ai fini dei termini farà fede la data di ricezione della comunicazione. {% if has_deposit %}Qualora la rinuncia totale pervenga almeno 30 giorni prima dell’inizio della manifestazione, la Segreteria Organizzativa potrà recedere e trattenere la caparra confirmatoria, pari al {{ penale_percent }}% dell’importo complessivo IVA inclusa, a titolo di liquidazione convenzionale del danno ai sensi dell’art. 1385, secondo comma, del Codice Civile; le eventuali somme già versate in eccedenza saranno restituite allo Sponsor.{% else %}Qualora la rinuncia totale pervenga almeno 30 giorni prima dell’inizio della manifestazione, la Segreteria Organizzativa avrà diritto a una somma, a titolo di penale, pari al {{ penale_percent }}% dell’importo complessivo IVA inclusa, entro e non oltre 10 giorni dalla data di annullamento.{% endif %} Qualora la rinuncia totale pervenga meno di 30 giorni prima dell’inizio della manifestazione, la Segreteria Organizzativa potrà chiedere, a titolo di penale ai sensi dell’art. 1382 del Codice Civile, una somma pari al 100% dell’importo complessivo IVA inclusa, dalla quale saranno detratte tutte le somme già versate, compresa la caparra confirmatoria; le due ipotesi sono alternative e non si cumulano. Le richieste di riduzione degli spazi o di cancellazione di singoli servizi dovranno essere concordate per iscritto con la Segreteria Organizzativa; in assenza di accordo scritto restano fermi le prestazioni e gli importi pattuiti.</w:t>
       </w:r>
     </w:p>
     <w:p>

--- a/contracts/templates_pdf/template_domanda_ammissione_it.docx
+++ b/contracts/templates_pdf/template_domanda_ammissione_it.docx
@@ -52,7 +52,7 @@
       <w:r>
         <w:rPr>
           <w:b w:val="0"/>
-          <w:sz w:val="20"/>
+          <w:sz w:val="16"/>
         </w:rPr>
         <w:t>{%p if contract.customer_reference %}</w:t>
       </w:r>
@@ -64,14 +64,14 @@
       <w:r>
         <w:rPr>
           <w:b/>
-          <w:sz w:val="20"/>
+          <w:sz w:val="16"/>
         </w:rPr>
         <w:t xml:space="preserve">Vostro riferimento: </w:t>
       </w:r>
       <w:r>
         <w:rPr>
           <w:b w:val="0"/>
-          <w:sz w:val="20"/>
+          <w:sz w:val="16"/>
         </w:rPr>
         <w:t>{{ contract.customer_reference }}</w:t>
       </w:r>
@@ -83,7 +83,7 @@
       <w:r>
         <w:rPr>
           <w:b w:val="0"/>
-          <w:sz w:val="20"/>
+          <w:sz w:val="16"/>
         </w:rPr>
         <w:t>{%p endif %}</w:t>
       </w:r>
@@ -675,7 +675,7 @@
           <w:rFonts w:ascii="Arial" w:hAnsi="Arial" w:cs="Arial"/>
           <w:b/>
           <w:bCs/>
-          <w:sz w:val="20"/>
+          <w:sz w:val="16"/>
         </w:rPr>
         <w:t>Indicazione sommaria dei prodotti trattati dall’azienda</w:t>
       </w:r>
@@ -739,10 +739,10 @@
           <w:rFonts w:ascii="Arial" w:hAnsi="Arial" w:cs="Arial"/>
           <w:b/>
           <w:kern w:val="0"/>
-          <w:sz w:val="20"/>
-          <w:szCs w:val="20"/>
-        </w:rPr>
-        <w:t>Chiede di essere ammessa a partecipare all'evento {{ event.name }} che si svolgerà a {{ event.location }}, presso il {{ event.venue_name|default(event.venue_address, true) }} il {{ event.start_date|format_date }} – {{ event.end_date|format_date }}.</w:t>
+          <w:sz w:val="16"/>
+          <w:szCs w:val="20"/>
+        </w:rPr>
+        <w:t>Chiede di essere ammessa a partecipare all'evento {{ event.name }} che si svolgerà presso {{ event.location }} il {{ event.start_date|format_date }} – {{ event.end_date|format_date }}.</w:t>
       </w:r>
     </w:p>
     <w:p>
@@ -763,7 +763,7 @@
         <w:rPr>
           <w:rFonts w:ascii="Arial" w:hAnsi="Arial" w:cs="Arial"/>
           <w:kern w:val="0"/>
-          <w:sz w:val="20"/>
+          <w:sz w:val="16"/>
           <w:szCs w:val="20"/>
         </w:rPr>
         <w:t xml:space="preserve">In relazione alla presente domanda, la sottoscritta azienda si impegna a versare, alla Segreteria Organizzativa, </w:t>
@@ -787,7 +787,7 @@
         <w:rPr>
           <w:rFonts w:ascii="Arial" w:hAnsi="Arial" w:cs="Arial"/>
           <w:kern w:val="0"/>
-          <w:sz w:val="20"/>
+          <w:sz w:val="16"/>
           <w:szCs w:val="20"/>
         </w:rPr>
         <w:t>le quote relative alle seguenti voci espressamente scelte dall’azienda:</w:t>
@@ -1485,7 +1485,7 @@
       <w:r>
         <w:rPr>
           <w:rFonts w:ascii="Arial" w:hAnsi="Arial"/>
-          <w:sz w:val="18"/>
+          <w:sz w:val="16"/>
         </w:rPr>
         <w:t xml:space="preserve">{%p if stand_notes %}</w:t>
       </w:r>
@@ -1494,7 +1494,7 @@
       <w:r>
         <w:rPr>
           <w:rFonts w:ascii="Arial" w:hAnsi="Arial"/>
-          <w:sz w:val="18"/>
+          <w:sz w:val="16"/>
           <w:b/>
         </w:rPr>
         <w:t xml:space="preserve">Note sullo spazio espositivo: </w:t>
@@ -1502,7 +1502,7 @@
       <w:r>
         <w:rPr>
           <w:rFonts w:ascii="Arial" w:hAnsi="Arial"/>
-          <w:sz w:val="18"/>
+          <w:sz w:val="16"/>
         </w:rPr>
         <w:t xml:space="preserve">{{ stand_notes }}</w:t>
       </w:r>
@@ -1511,7 +1511,7 @@
       <w:r>
         <w:rPr>
           <w:rFonts w:ascii="Arial" w:hAnsi="Arial"/>
-          <w:sz w:val="18"/>
+          <w:sz w:val="16"/>
         </w:rPr>
         <w:t xml:space="preserve">{%p endif %}</w:t>
       </w:r>
@@ -1548,7 +1548,7 @@
           <w:rFonts w:ascii="Arial" w:hAnsi="Arial" w:cs="Arial"/>
           <w:b/>
           <w:bCs/>
-          <w:sz w:val="20"/>
+          <w:sz w:val="16"/>
           <w:szCs w:val="20"/>
         </w:rPr>
         <w:t>PAGAMENTO:</w:t>
@@ -1556,7 +1556,7 @@
       <w:r>
         <w:rPr>
           <w:rFonts w:ascii="Arial" w:hAnsi="Arial" w:cs="Arial"/>
-          <w:sz w:val="20"/>
+          <w:sz w:val="16"/>
           <w:szCs w:val="20"/>
         </w:rPr>
         <w:t>Il pagamento del presente contratto dovrà essere effettuato mediante bonifico intestato a:</w:t>
@@ -1578,7 +1578,7 @@
           <w:rFonts w:eastAsia="Calibri" w:cstheme="minorHAnsi" w:ascii="Arial" w:hAnsi="Arial" w:cs="Arial"/>
           <w:b/>
           <w:bCs/>
-          <w:sz w:val="20"/>
+          <w:sz w:val="16"/>
           <w:szCs w:val="20"/>
         </w:rPr>
         <w:t>BENEFICIARIO</w:t>
@@ -1586,7 +1586,7 @@
       <w:r>
         <w:rPr>
           <w:rFonts w:eastAsia="Calibri" w:cstheme="minorHAnsi" w:ascii="Arial" w:hAnsi="Arial" w:cs="Arial"/>
-          <w:sz w:val="20"/>
+          <w:sz w:val="16"/>
           <w:szCs w:val="20"/>
         </w:rPr>
         <w:t xml:space="preserve">: {{ beneficiario }} </w:t>
@@ -1608,7 +1608,7 @@
           <w:rFonts w:eastAsia="Calibri" w:cstheme="minorHAnsi" w:ascii="Arial" w:hAnsi="Arial" w:cs="Arial"/>
           <w:b/>
           <w:bCs/>
-          <w:sz w:val="20"/>
+          <w:sz w:val="16"/>
           <w:szCs w:val="20"/>
         </w:rPr>
         <w:t>BANCA</w:t>
@@ -1616,7 +1616,7 @@
       <w:r>
         <w:rPr>
           <w:rFonts w:eastAsia="Calibri" w:cstheme="minorHAnsi" w:ascii="Arial" w:hAnsi="Arial" w:cs="Arial"/>
-          <w:sz w:val="20"/>
+          <w:sz w:val="16"/>
           <w:szCs w:val="20"/>
         </w:rPr>
         <w:t>: INTESA SAN PAOLO - Agenzia di Via Marconi 51  Bologna </w:t>
@@ -1636,7 +1636,7 @@
           <w:rFonts w:ascii="Arial" w:hAnsi="Arial" w:cs="Arial"/>
           <w:b/>
           <w:bCs/>
-          <w:sz w:val="20"/>
+          <w:sz w:val="16"/>
           <w:szCs w:val="20"/>
         </w:rPr>
         <w:t>IBAN:</w:t>
@@ -1644,7 +1644,7 @@
       <w:r>
         <w:rPr>
           <w:rFonts w:ascii="Arial" w:hAnsi="Arial" w:cs="Arial"/>
-          <w:sz w:val="20"/>
+          <w:sz w:val="16"/>
           <w:szCs w:val="20"/>
         </w:rPr>
         <w:t> </w:t>
@@ -1652,7 +1652,7 @@
       <w:r>
         <w:rPr>
           <w:rFonts w:ascii="Arial" w:hAnsi="Arial" w:cs="Arial"/>
-          <w:sz w:val="20"/>
+          <w:sz w:val="16"/>
           <w:szCs w:val="20"/>
         </w:rPr>
         <w:t xml:space="preserve">IT37 A030 6902 5201 0000 0011 856 </w:t>
@@ -1660,7 +1660,7 @@
       <w:r>
         <w:rPr>
           <w:rFonts w:eastAsia="Calibri" w:cstheme="minorHAnsi" w:ascii="Arial" w:hAnsi="Arial" w:cs="Arial"/>
-          <w:sz w:val="20"/>
+          <w:sz w:val="16"/>
           <w:szCs w:val="20"/>
         </w:rPr>
         <w:t>| BIC: BCITITMM</w:t>
@@ -1668,7 +1668,7 @@
       <w:r>
         <w:rPr>
           <w:rFonts w:ascii="Arial" w:hAnsi="Arial" w:cs="Arial"/>
-          <w:sz w:val="20"/>
+          <w:sz w:val="16"/>
           <w:szCs w:val="20"/>
         </w:rPr>
         <w:br/>
@@ -1678,7 +1678,7 @@
           <w:rFonts w:ascii="Arial" w:hAnsi="Arial" w:cs="Arial"/>
           <w:b/>
           <w:bCs/>
-          <w:sz w:val="20"/>
+          <w:sz w:val="16"/>
           <w:szCs w:val="20"/>
         </w:rPr>
         <w:t>CAUSALE:</w:t>
@@ -1687,7 +1687,7 @@
         <w:rPr>
           <w:rFonts w:ascii="Arial" w:hAnsi="Arial" w:cs="Arial"/>
           <w:b/>
-          <w:sz w:val="20"/>
+          <w:sz w:val="16"/>
           <w:szCs w:val="20"/>
         </w:rPr>
         <w:t xml:space="preserve"> Partecipazione a {{ event.name }}, {{ event.location }}, </w:t>
@@ -1698,7 +1698,7 @@
           <w:b/>
           <w:bCs/>
           <w:noProof/>
-          <w:sz w:val="20"/>
+          <w:sz w:val="16"/>
           <w:szCs w:val="20"/>
         </w:rPr>
         <w:t>{{ sponsor.legal_name }}</w:t>
@@ -1706,7 +1706,7 @@
       <w:r>
         <w:rPr>
           <w:rFonts w:ascii="Arial" w:hAnsi="Arial" w:cs="Arial"/>
-          <w:sz w:val="20"/>
+          <w:sz w:val="16"/>
           <w:szCs w:val="20"/>
         </w:rPr>
         <w:t xml:space="preserve"> </w:t>
@@ -1715,7 +1715,7 @@
         <w:rPr>
           <w:rFonts w:ascii="Arial" w:hAnsi="Arial" w:cs="Arial"/>
           <w:noProof/>
-          <w:sz w:val="20"/>
+          <w:sz w:val="16"/>
           <w:szCs w:val="20"/>
         </w:rPr>
         <w:t>(Indicare se deposito cauzionale o saldo)</w:t>
@@ -1737,7 +1737,7 @@
           <w:b/>
           <w:bCs/>
           <w:noProof/>
-          <w:sz w:val="20"/>
+          <w:sz w:val="16"/>
           <w:szCs w:val="20"/>
         </w:rPr>
         <w:t>{% if has_deposit %}DEPOSITO CAUZIONALE: €</w:t>
@@ -1747,7 +1747,7 @@
           <w:rFonts w:ascii="Arial" w:hAnsi="Arial" w:cs="Arial"/>
           <w:b/>
           <w:bCs/>
-          <w:sz w:val="20"/>
+          <w:sz w:val="16"/>
           <w:szCs w:val="20"/>
         </w:rPr>
         <w:t xml:space="preserve"> </w:t>
@@ -1759,7 +1759,7 @@
           <w:bCs/>
           <w:noProof/>
           <w:color w:val="538135" w:themeColor="accent6" w:themeShade="BF"/>
-          <w:sz w:val="20"/>
+          <w:sz w:val="16"/>
           <w:szCs w:val="20"/>
         </w:rPr>
         <w:t>{{ contract.deposit_amount|format_currency }}</w:t>
@@ -1767,7 +1767,7 @@
       <w:r>
         <w:rPr>
           <w:rFonts w:ascii="Arial" w:hAnsi="Arial" w:cs="Arial"/>
-          <w:sz w:val="20"/>
+          <w:sz w:val="16"/>
           <w:szCs w:val="20"/>
         </w:rPr>
         <w:t xml:space="preserve"> </w:t>
@@ -1777,7 +1777,7 @@
           <w:rFonts w:ascii="Arial" w:hAnsi="Arial" w:cs="Arial"/>
           <w:b/>
           <w:noProof/>
-          <w:sz w:val="20"/>
+          <w:sz w:val="16"/>
           <w:szCs w:val="20"/>
         </w:rPr>
         <w:t>(pari al {{ deposit_percent }}% del totale) da inviarsi con la presente domanda di partecipazione</w:t>
@@ -1785,7 +1785,7 @@
       <w:r>
         <w:rPr>
           <w:rFonts w:ascii="Arial" w:hAnsi="Arial" w:cs="Arial"/>
-          <w:sz w:val="20"/>
+          <w:sz w:val="16"/>
           <w:szCs w:val="20"/>
         </w:rPr>
         <w:br/>
@@ -1796,7 +1796,7 @@
           <w:b/>
           <w:bCs/>
           <w:noProof/>
-          <w:sz w:val="20"/>
+          <w:sz w:val="16"/>
           <w:szCs w:val="20"/>
         </w:rPr>
         <w:t>{% endif %}</w:t>
@@ -1807,7 +1807,7 @@
           <w:b/>
           <w:bCs/>
           <w:color w:val="538135" w:themeColor="accent6" w:themeShade="BF"/>
-          <w:sz w:val="20"/>
+          <w:sz w:val="16"/>
           <w:szCs w:val="20"/>
         </w:rPr>
       </w:r>
@@ -1818,7 +1818,7 @@
           <w:bCs/>
           <w:noProof/>
           <w:color w:val="538135" w:themeColor="accent6" w:themeShade="BF"/>
-          <w:sz w:val="20"/>
+          <w:sz w:val="16"/>
           <w:szCs w:val="20"/>
         </w:rPr>
       </w:r>
@@ -1827,7 +1827,7 @@
           <w:rFonts w:ascii="Arial" w:hAnsi="Arial" w:cs="Arial"/>
           <w:b/>
           <w:bCs/>
-          <w:sz w:val="20"/>
+          <w:sz w:val="16"/>
           <w:szCs w:val="20"/>
         </w:rPr>
       </w:r>
@@ -1836,7 +1836,7 @@
           <w:rFonts w:ascii="Arial" w:hAnsi="Arial" w:cs="Arial"/>
           <w:b/>
           <w:noProof/>
-          <w:sz w:val="20"/>
+          <w:sz w:val="16"/>
           <w:szCs w:val="20"/>
         </w:rPr>
         <w:t>{{ contract.payment_clause_text }}</w:t>
@@ -1846,7 +1846,7 @@
       <w:r>
         <w:rPr>
           <w:rFonts w:ascii="Arial" w:hAnsi="Arial" w:cs="Arial"/>
-          <w:sz w:val="20"/>
+          <w:sz w:val="16"/>
         </w:rPr>
         <w:t>{%p if has_deposit %}</w:t>
       </w:r>
@@ -1868,7 +1868,7 @@
           <w:b/>
           <w:bCs/>
           <w:noProof/>
-          <w:sz w:val="20"/>
+          <w:sz w:val="16"/>
           <w:szCs w:val="20"/>
         </w:rPr>
         <w:t>ATTENZIONE</w:t>
@@ -1877,7 +1877,7 @@
         <w:rPr>
           <w:rFonts w:ascii="Arial" w:hAnsi="Arial" w:cs="Arial"/>
           <w:noProof/>
-          <w:sz w:val="20"/>
+          <w:sz w:val="16"/>
           <w:szCs w:val="20"/>
         </w:rPr>
         <w:t>: Non ricevendo l'importo a saldo entro la data prefissata, ci riterremo liberi di assegnare ad altri lo spazio ed i servizi prenotati, senza possibilità di alcuna rivalsa da parte dello Sponsor.</w:t>
@@ -1887,7 +1887,7 @@
       <w:r>
         <w:rPr>
           <w:rFonts w:ascii="Arial" w:hAnsi="Arial" w:cs="Arial"/>
-          <w:sz w:val="20"/>
+          <w:sz w:val="16"/>
         </w:rPr>
         <w:t>{%p endif %}</w:t>
       </w:r>
@@ -1907,7 +1907,7 @@
         <w:rPr>
           <w:rFonts w:ascii="Arial" w:hAnsi="Arial" w:cs="Arial"/>
           <w:b/>
-          <w:sz w:val="20"/>
+          <w:sz w:val="16"/>
         </w:rPr>
         <w:t>TERMINI DI CANCELLAZIONE</w:t>
       </w:r>
@@ -1927,7 +1927,7 @@
         <w:rPr>
           <w:rFonts w:ascii="Arial" w:hAnsi="Arial" w:cs="Arial"/>
           <w:b w:val="0"/>
-          <w:sz w:val="20"/>
+          <w:sz w:val="16"/>
         </w:rPr>
         <w:t>La rinuncia dello Sponsor alla partecipazione alla manifestazione dovrà essere comunicata alla Segreteria Organizzativa mediante PEC o lettera raccomandata A/R; ai fini dei termini farà fede la data di ricezione della comunicazione. {% if has_deposit %}Qualora la rinuncia totale pervenga almeno 30 giorni prima dell’inizio della manifestazione, la Segreteria Organizzativa potrà recedere e trattenere la caparra confirmatoria, pari al {{ penale_percent }}% dell’importo complessivo IVA inclusa, a titolo di liquidazione convenzionale del danno ai sensi dell’art. 1385, secondo comma, del Codice Civile; le eventuali somme già versate in eccedenza saranno restituite allo Sponsor.{% else %}Qualora la rinuncia totale pervenga almeno 30 giorni prima dell’inizio della manifestazione, la Segreteria Organizzativa avrà diritto a una somma, a titolo di penale, pari al {{ penale_percent }}% dell’importo complessivo IVA inclusa, entro e non oltre 10 giorni dalla data di annullamento.{% endif %} Qualora la rinuncia totale pervenga meno di 30 giorni prima dell’inizio della manifestazione, la Segreteria Organizzativa potrà chiedere, a titolo di penale ai sensi dell’art. 1382 del Codice Civile, una somma pari al 100% dell’importo complessivo IVA inclusa, dalla quale saranno detratte tutte le somme già versate, compresa la caparra confirmatoria; le due ipotesi sono alternative e non si cumulano. Le richieste di riduzione degli spazi o di cancellazione di singoli servizi dovranno essere concordate per iscritto con la Segreteria Organizzativa; in assenza di accordo scritto restano fermi le prestazioni e gli importi pattuiti.</w:t>
       </w:r>
@@ -1960,7 +1960,7 @@
         <w:rPr>
           <w:rFonts w:ascii="Arial" w:hAnsi="Arial" w:cs="Arial"/>
           <w:b w:val="0"/>
-          <w:sz w:val="20"/>
+          <w:sz w:val="16"/>
         </w:rPr>
         <w:t>Bologna, {{ contract.signed_date|format_date|default('___________', true) }}</w:t>
       </w:r>
@@ -1976,7 +1976,7 @@
         <w:rPr>
           <w:rFonts w:ascii="Arial" w:hAnsi="Arial" w:cs="Arial"/>
           <w:b/>
-          <w:sz w:val="20"/>
+          <w:sz w:val="16"/>
         </w:rPr>
         <w:t>{{ sponsor.legal_name }}</w:t>
       </w:r>
@@ -1999,7 +1999,7 @@
         <w:rPr>
           <w:rFonts w:ascii="Arial" w:hAnsi="Arial" w:cs="Arial"/>
           <w:b/>
-          <w:sz w:val="20"/>
+          <w:sz w:val="16"/>
         </w:rPr>
         <w:t>{{ signer.full_name }}</w:t>
       </w:r>

--- a/contracts/templates_pdf/template_domanda_ammissione_it.docx
+++ b/contracts/templates_pdf/template_domanda_ammissione_it.docx
@@ -742,7 +742,7 @@
           <w:sz w:val="16"/>
           <w:szCs w:val="20"/>
         </w:rPr>
-        <w:t>Chiede di essere ammessa a partecipare all'evento {{ event.name }} che si svolgerà presso {{ event.location }} il {{ event.start_date|format_date }} – {{ event.end_date|format_date }}.</w:t>
+        <w:t>Chiede di essere ammessa a partecipare all'evento {{ event.name }} che si svolgerà presso {{ event.location }} dal {{ event.start_date|format_date }} al {{ event.end_date|format_date }}.</w:t>
       </w:r>
     </w:p>
     <w:p>
@@ -1718,7 +1718,7 @@
           <w:sz w:val="16"/>
           <w:szCs w:val="20"/>
         </w:rPr>
-        <w:t>(Indicare se deposito cauzionale o saldo)</w:t>
+        <w:t>(indicare se caparra confirmatoria o saldo)</w:t>
       </w:r>
     </w:p>
     <w:p>
@@ -1740,7 +1740,7 @@
           <w:sz w:val="16"/>
           <w:szCs w:val="20"/>
         </w:rPr>
-        <w:t>{% if has_deposit %}DEPOSITO CAUZIONALE: €</w:t>
+        <w:t>{% if has_deposit %}CAPARRA CONFIRMATORIA: €</w:t>
       </w:r>
       <w:r>
         <w:rPr>

--- a/contracts/templates_pdf/template_domanda_ammissione_it.docx
+++ b/contracts/templates_pdf/template_domanda_ammissione_it.docx
@@ -1929,7 +1929,7 @@
           <w:b w:val="0"/>
           <w:sz w:val="16"/>
         </w:rPr>
-        <w:t>La rinuncia dello Sponsor alla partecipazione alla manifestazione dovrà essere comunicata alla Segreteria Organizzativa mediante PEC o lettera raccomandata A/R; ai fini dei termini farà fede la data di ricezione della comunicazione. {% if has_deposit %}Qualora la rinuncia totale pervenga almeno 30 giorni prima dell’inizio della manifestazione, la Segreteria Organizzativa potrà recedere e trattenere la caparra confirmatoria, pari al {{ penale_percent }}% dell’importo complessivo IVA inclusa, a titolo di liquidazione convenzionale del danno ai sensi dell’art. 1385, secondo comma, del Codice Civile; le eventuali somme già versate in eccedenza saranno restituite allo Sponsor.{% else %}Qualora la rinuncia totale pervenga almeno 30 giorni prima dell’inizio della manifestazione, la Segreteria Organizzativa avrà diritto a una somma, a titolo di penale, pari al {{ penale_percent }}% dell’importo complessivo IVA inclusa, entro e non oltre 10 giorni dalla data di annullamento.{% endif %} Qualora la rinuncia totale pervenga meno di 30 giorni prima dell’inizio della manifestazione, la Segreteria Organizzativa potrà chiedere, a titolo di penale ai sensi dell’art. 1382 del Codice Civile, una somma pari al 100% dell’importo complessivo IVA inclusa, dalla quale saranno detratte tutte le somme già versate, compresa la caparra confirmatoria; le due ipotesi sono alternative e non si cumulano. Le richieste di riduzione degli spazi o di cancellazione di singoli servizi dovranno essere concordate per iscritto con la Segreteria Organizzativa; in assenza di accordo scritto restano fermi le prestazioni e gli importi pattuiti.</w:t>
+        <w:t>La rinuncia dello Sponsor alla partecipazione alla manifestazione dovrà essere comunicata alla Segreteria Organizzativa mediante PEC o lettera raccomandata A/R; ai fini dei termini farà fede la data di ricezione della comunicazione. {% if has_deposit %}Qualora la rinuncia totale pervenga almeno 30 giorni prima dell’inizio della manifestazione, la Segreteria Organizzativa potrà recedere e trattenere la caparra confirmatoria, pari al {{ penale_percent }}% dell’importo complessivo IVA inclusa, a titolo di risarcimento del danno ai sensi dell’art. 1385, secondo comma, del Codice Civile; le eventuali somme già versate in eccedenza saranno restituite allo Sponsor.{% else %}Qualora la rinuncia totale pervenga almeno 30 giorni prima dell’inizio della manifestazione, la Segreteria Organizzativa avrà diritto a una somma, a titolo di penale, pari al {{ penale_percent }}% dell’importo complessivo IVA inclusa, entro e non oltre 10 giorni dalla data di annullamento.{% endif %} Qualora la rinuncia totale pervenga in un termine inferiore ai 30 giorni prima dell’inizio della manifestazione, la Segreteria Organizzativa potrà chiedere, a titolo di penale ai sensi dell’art. 1382 del Codice Civile, una somma pari al 100% dell’importo complessivo IVA inclusa, trattenendo le somme già versate dallo Sponsor e addebitando l’ulteriore importo previsto dal costo complessivo della partecipazione. Le richieste di riduzione degli spazi o di cancellazione di singoli servizi dovranno essere concordate per iscritto con la Segreteria Organizzativa; in assenza di accordo scritto restano fermi le prestazioni e gli importi pattuiti.</w:t>
       </w:r>
     </w:p>
     <w:p>

--- a/contracts/templates_pdf/template_domanda_ammissione_it.docx
+++ b/contracts/templates_pdf/template_domanda_ammissione_it.docx
@@ -1929,7 +1929,7 @@
           <w:b w:val="0"/>
           <w:sz w:val="16"/>
         </w:rPr>
-        <w:t>La rinuncia dello Sponsor alla partecipazione alla manifestazione dovrà essere comunicata alla Segreteria Organizzativa mediante PEC o lettera raccomandata A/R; ai fini dei termini farà fede la data di ricezione della comunicazione. {% if has_deposit %}Qualora la rinuncia totale pervenga almeno 30 giorni prima dell’inizio della manifestazione, la Segreteria Organizzativa potrà recedere e trattenere la caparra confirmatoria, pari al {{ penale_percent }}% dell’importo complessivo IVA inclusa, a titolo di risarcimento del danno ai sensi dell’art. 1385, secondo comma, del Codice Civile; le eventuali somme già versate in eccedenza saranno restituite allo Sponsor.{% else %}Qualora la rinuncia totale pervenga almeno 30 giorni prima dell’inizio della manifestazione, la Segreteria Organizzativa avrà diritto a una somma, a titolo di penale, pari al {{ penale_percent }}% dell’importo complessivo IVA inclusa, entro e non oltre 10 giorni dalla data di annullamento.{% endif %} Qualora la rinuncia totale pervenga in un termine inferiore ai 30 giorni prima dell’inizio della manifestazione, la Segreteria Organizzativa potrà chiedere, a titolo di penale ai sensi dell’art. 1382 del Codice Civile, una somma pari al 100% dell’importo complessivo IVA inclusa, trattenendo le somme già versate dallo Sponsor e addebitando l’ulteriore importo previsto dal costo complessivo della partecipazione. Le richieste di riduzione degli spazi o di cancellazione di singoli servizi dovranno essere concordate per iscritto con la Segreteria Organizzativa; in assenza di accordo scritto restano fermi le prestazioni e gli importi pattuiti.</w:t>
+        <w:t>{% if as_allegato %}Per i termini di cancellazione, rinuncia e/o modifica si fa riferimento a quanto previsto dall’art. 3 del Contratto di sponsorizzazione, di cui la presente Domanda costituisce l’Allegato 1.{% else %}La rinuncia dello Sponsor alla partecipazione alla manifestazione dovrà essere comunicata alla Segreteria Organizzativa mediante PEC o lettera raccomandata A/R; ai fini dei termini farà fede la data di ricezione della comunicazione. {% if has_deposit %}Qualora la rinuncia totale pervenga almeno 30 giorni prima dell’inizio della manifestazione, la Segreteria Organizzativa potrà recedere e trattenere la caparra confirmatoria, pari al {{ penale_percent }}% dell’importo complessivo IVA inclusa, a titolo di risarcimento del danno ai sensi dell’art. 1385, secondo comma, del Codice Civile; le eventuali somme già versate in eccedenza saranno restituite allo Sponsor.{% else %}Qualora la rinuncia totale pervenga almeno 30 giorni prima dell’inizio della manifestazione, la Segreteria Organizzativa avrà diritto a una somma, a titolo di penale, pari al {{ penale_percent }}% dell’importo complessivo IVA inclusa, entro e non oltre 10 giorni dalla data di annullamento.{% endif %} Qualora la rinuncia totale pervenga in un termine inferiore ai 30 giorni prima dell’inizio della manifestazione, la Segreteria Organizzativa potrà chiedere, a titolo di penale ai sensi dell’art. 1382 del Codice Civile, una somma pari al 100% dell’importo complessivo IVA inclusa, trattenendo le somme già versate dallo Sponsor e addebitando l’ulteriore importo previsto dal costo complessivo della partecipazione. Le richieste di riduzione degli spazi o di cancellazione di singoli servizi dovranno essere concordate per iscritto con la Segreteria Organizzativa; in assenza di accordo scritto restano fermi le prestazioni e gli importi pattuiti.{% endif %}</w:t>
       </w:r>
     </w:p>
     <w:p>
